--- a/courts/second-circuit/new-york/state/appellate-terms-of-the-supreme-court/reply-brief/usage/OUTPUT-reply-brief.docx
+++ b/courts/second-circuit/new-york/state/appellate-terms-of-the-supreme-court/reply-brief/usage/OUTPUT-reply-brief.docx
@@ -2,120 +2,152 @@
 <file path=word/document.xml><?xml version="1.0" encoding="utf-8"?>
 <w:document xmlns:w="http://schemas.openxmlformats.org/wordprocessingml/2006/main" xmlns:m="http://schemas.openxmlformats.org/officeDocument/2006/math" xmlns:r="http://schemas.openxmlformats.org/officeDocument/2006/relationships" xmlns:o="urn:schemas-microsoft-com:office:office" xmlns:v="urn:schemas-microsoft-com:vml" xmlns:w10="urn:schemas-microsoft-com:office:word" xmlns:a="http://schemas.openxmlformats.org/drawingml/2006/main" xmlns:pic="http://schemas.openxmlformats.org/drawingml/2006/picture" xmlns:wp="http://schemas.openxmlformats.org/drawingml/2006/wordprocessingDrawing">
   <w:body>
-    <w:p>
-      <w:pPr>
-        <w:spacing w:before="0" w:after="0" w:line="322" w:lineRule="exact"/>
-        <w:ind w:left="0" w:firstLine="0"/>
-        <w:jc w:val="left"/>
-      </w:pPr>
-      <w:r>
-        <w:t xml:space="preserve">CAL</w:t>
-      </w:r>
-      <w:r>
-        <w:t xml:space="preserve"> </w:t>
-      </w:r>
-      <w:r>
-        <w:t xml:space="preserve">NO:</w:t>
-      </w:r>
-      <w:r>
-        <w:t xml:space="preserve"> </w:t>
-      </w:r>
-      <w:r>
-        <w:t xml:space="preserve">2012</w:t>
-        <w:noBreakHyphen/>
-        <w:t xml:space="preserve">2494</w:t>
-      </w:r>
-      <w:r>
-        <w:t xml:space="preserve"> </w:t>
-      </w:r>
-      <w:r>
-        <w:t xml:space="preserve">KC</w:t>
-      </w:r>
-    </w:p>
-    <w:p>
-      <w:pPr>
-        <w:spacing w:before="0" w:after="0" w:line="322" w:lineRule="exact"/>
-        <w:ind w:left="5760" w:firstLine="0"/>
-        <w:jc w:val="left"/>
-      </w:pPr>
-      <w:r>
-        <w:t xml:space="preserve">To</w:t>
-      </w:r>
-      <w:r>
-        <w:t xml:space="preserve"> </w:t>
-      </w:r>
-      <w:r>
-        <w:t xml:space="preserve">be</w:t>
-      </w:r>
-      <w:r>
-        <w:t xml:space="preserve"> </w:t>
-      </w:r>
-      <w:r>
-        <w:t xml:space="preserve">Argued</w:t>
-      </w:r>
-      <w:r>
-        <w:t xml:space="preserve"> </w:t>
-      </w:r>
-      <w:r>
-        <w:t xml:space="preserve">by:</w:t>
-      </w:r>
-    </w:p>
-    <w:p>
-      <w:pPr>
-        <w:spacing w:before="0" w:after="0" w:line="322" w:lineRule="exact"/>
-        <w:ind w:left="5760" w:firstLine="0"/>
-        <w:jc w:val="left"/>
-      </w:pPr>
-      <w:r>
-        <w:rPr>
-          <w:b/>
-          <w:bCs/>
-        </w:rPr>
-        <w:t xml:space="preserve">EVAN</w:t>
-      </w:r>
-      <w:r>
-        <w:rPr>
-          <w:b/>
-          <w:bCs/>
-        </w:rPr>
-        <w:t xml:space="preserve"> </w:t>
-      </w:r>
-      <w:r>
-        <w:rPr>
-          <w:b/>
-          <w:bCs/>
-        </w:rPr>
-        <w:t xml:space="preserve">DENERSTEIN</w:t>
-      </w:r>
-    </w:p>
-    <w:p>
-      <w:pPr>
-        <w:spacing w:before="0" w:after="0" w:line="322" w:lineRule="exact"/>
-        <w:ind w:left="5760" w:firstLine="0"/>
-        <w:jc w:val="left"/>
-      </w:pPr>
-      <w:r>
-        <w:t xml:space="preserve">(Time</w:t>
-      </w:r>
-      <w:r>
-        <w:t xml:space="preserve"> </w:t>
-      </w:r>
-      <w:r>
-        <w:t xml:space="preserve">Requested:</w:t>
-      </w:r>
-      <w:r>
-        <w:t xml:space="preserve"> </w:t>
-      </w:r>
-      <w:r>
-        <w:t xml:space="preserve">15</w:t>
-      </w:r>
-      <w:r>
-        <w:t xml:space="preserve"> </w:t>
-      </w:r>
-      <w:r>
-        <w:t xml:space="preserve">Minutes)</w:t>
-      </w:r>
-    </w:p>
+    <w:tbl>
+      <w:tblPr>
+        <w:tblW w:w="9360" w:type="dxa"/>
+        <w:tblLayout w:type="fixed"/>
+        <w:tblCellMar>
+          <w:top w:w="0" w:type="dxa"/>
+          <w:left w:w="0" w:type="dxa"/>
+          <w:bottom w:w="0" w:type="dxa"/>
+          <w:right w:w="0" w:type="dxa"/>
+        </w:tblCellMar>
+        <w:tblLook w:val="0000" w:firstRow="0" w:lastRow="0" w:firstColumn="0" w:lastColumn="0" w:noHBand="0" w:noVBand="0"/>
+      </w:tblPr>
+      <w:tblGrid>
+        <w:gridCol w:w="5760"/>
+        <w:gridCol w:w="3600"/>
+      </w:tblGrid>
+      <w:tr>
+        <w:trPr>
+          <w:cantSplit/>
+        </w:trPr>
+        <w:tc>
+          <w:tcPr>
+            <w:tcW w:w="5760" w:type="dxa"/>
+          </w:tcPr>
+          <w:p>
+            <w:pPr>
+              <w:spacing w:before="0" w:after="0" w:line="322" w:lineRule="exact"/>
+              <w:ind w:left="0" w:firstLine="0"/>
+              <w:jc w:val="left"/>
+            </w:pPr>
+            <w:r>
+              <w:t xml:space="preserve">CAL</w:t>
+            </w:r>
+            <w:r>
+              <w:t xml:space="preserve"> </w:t>
+            </w:r>
+            <w:r>
+              <w:t xml:space="preserve">NO:</w:t>
+            </w:r>
+            <w:r>
+              <w:t xml:space="preserve"> </w:t>
+            </w:r>
+            <w:r>
+              <w:t xml:space="preserve">2012</w:t>
+              <w:noBreakHyphen/>
+              <w:t xml:space="preserve">2494</w:t>
+            </w:r>
+            <w:r>
+              <w:t xml:space="preserve"> </w:t>
+            </w:r>
+            <w:r>
+              <w:t xml:space="preserve">KC</w:t>
+            </w:r>
+          </w:p>
+        </w:tc>
+        <w:tc>
+          <w:tcPr>
+            <w:tcW w:w="3600" w:type="dxa"/>
+          </w:tcPr>
+          <w:p>
+            <w:pPr>
+              <w:spacing w:before="0" w:after="0" w:line="322" w:lineRule="exact"/>
+              <w:ind w:left="0" w:firstLine="0"/>
+              <w:jc w:val="left"/>
+            </w:pPr>
+            <w:r>
+              <w:t xml:space="preserve">To</w:t>
+            </w:r>
+            <w:r>
+              <w:t xml:space="preserve"> </w:t>
+            </w:r>
+            <w:r>
+              <w:t xml:space="preserve">be</w:t>
+            </w:r>
+            <w:r>
+              <w:t xml:space="preserve"> </w:t>
+            </w:r>
+            <w:r>
+              <w:t xml:space="preserve">Argued</w:t>
+            </w:r>
+            <w:r>
+              <w:t xml:space="preserve"> </w:t>
+            </w:r>
+            <w:r>
+              <w:t xml:space="preserve">by:</w:t>
+            </w:r>
+          </w:p>
+          <w:p>
+            <w:pPr>
+              <w:spacing w:before="0" w:after="0" w:line="322" w:lineRule="exact"/>
+              <w:ind w:left="0" w:firstLine="0"/>
+              <w:jc w:val="left"/>
+            </w:pPr>
+            <w:r>
+              <w:rPr>
+                <w:b/>
+                <w:bCs/>
+              </w:rPr>
+              <w:t xml:space="preserve">EVAN</w:t>
+            </w:r>
+            <w:r>
+              <w:rPr>
+                <w:b/>
+                <w:bCs/>
+              </w:rPr>
+              <w:t xml:space="preserve"> </w:t>
+            </w:r>
+            <w:r>
+              <w:rPr>
+                <w:b/>
+                <w:bCs/>
+              </w:rPr>
+              <w:t xml:space="preserve">DENERSTEIN</w:t>
+            </w:r>
+          </w:p>
+          <w:p>
+            <w:pPr>
+              <w:spacing w:before="0" w:after="0" w:line="322" w:lineRule="exact"/>
+              <w:ind w:left="0" w:firstLine="0"/>
+              <w:jc w:val="left"/>
+            </w:pPr>
+            <w:r>
+              <w:t xml:space="preserve">(Time</w:t>
+            </w:r>
+            <w:r>
+              <w:t xml:space="preserve"> </w:t>
+            </w:r>
+            <w:r>
+              <w:t xml:space="preserve">Requested:</w:t>
+            </w:r>
+            <w:r>
+              <w:t xml:space="preserve"> </w:t>
+            </w:r>
+            <w:r>
+              <w:t xml:space="preserve">15</w:t>
+            </w:r>
+            <w:r>
+              <w:t xml:space="preserve"> </w:t>
+            </w:r>
+            <w:r>
+              <w:t xml:space="preserve">Minutes)</w:t>
+            </w:r>
+          </w:p>
+        </w:tc>
+      </w:tr>
+    </w:tbl>
     <w:p>
       <w:pPr>
         <w:spacing w:before="224" w:after="0" w:line="322" w:lineRule="exact"/>
@@ -834,10 +866,7 @@
         <w:ind w:left="1440" w:right="560" w:hanging="720"/>
       </w:pPr>
       <w:r>
-        <w:t xml:space="preserve">I.</w:t>
-      </w:r>
-      <w:r>
-        <w:t xml:space="preserve"> </w:t>
+        <w:t xml:space="preserve">I. </w:t>
       </w:r>
       <w:r>
         <w:t xml:space="preserve">PLAINTIFF</w:t>
@@ -1006,10 +1035,7 @@
         <w:ind w:left="1440" w:right="560" w:hanging="720"/>
       </w:pPr>
       <w:r>
-        <w:t xml:space="preserve">II.</w:t>
-      </w:r>
-      <w:r>
-        <w:t xml:space="preserve"> </w:t>
+        <w:t xml:space="preserve">II. </w:t>
       </w:r>
       <w:r>
         <w:t xml:space="preserve">MS.</w:t>
@@ -1069,7 +1095,7 @@
         <w:tab/>
       </w:r>
       <w:r>
-        <w:t xml:space="preserve">11</w:t>
+        <w:t xml:space="preserve">7</w:t>
       </w:r>
     </w:p>
     <w:p>
@@ -1082,10 +1108,7 @@
         <w:ind w:left="2160" w:right="560" w:hanging="720"/>
       </w:pPr>
       <w:r>
-        <w:t xml:space="preserve">A.</w:t>
-      </w:r>
-      <w:r>
-        <w:t xml:space="preserve"> </w:t>
+        <w:t xml:space="preserve">A. </w:t>
       </w:r>
       <w:r>
         <w:t xml:space="preserve">Ms.</w:t>
@@ -1187,7 +1210,7 @@
         <w:tab/>
       </w:r>
       <w:r>
-        <w:t xml:space="preserve">11</w:t>
+        <w:t xml:space="preserve">7</w:t>
       </w:r>
     </w:p>
     <w:p>
@@ -1200,10 +1223,7 @@
         <w:ind w:left="2160" w:right="560" w:hanging="720"/>
       </w:pPr>
       <w:r>
-        <w:t xml:space="preserve">B.</w:t>
-      </w:r>
-      <w:r>
-        <w:t xml:space="preserve"> </w:t>
+        <w:t xml:space="preserve">B. </w:t>
       </w:r>
       <w:r>
         <w:t xml:space="preserve">Even</w:t>
@@ -1359,7 +1379,7 @@
         <w:tab/>
       </w:r>
       <w:r>
-        <w:t xml:space="preserve">17</w:t>
+        <w:t xml:space="preserve">13</w:t>
       </w:r>
     </w:p>
     <w:p>
@@ -1372,10 +1392,7 @@
         <w:ind w:left="1440" w:right="560" w:hanging="720"/>
       </w:pPr>
       <w:r>
-        <w:t xml:space="preserve">III.</w:t>
-      </w:r>
-      <w:r>
-        <w:t xml:space="preserve"> </w:t>
+        <w:t xml:space="preserve">III. </w:t>
       </w:r>
       <w:r>
         <w:t xml:space="preserve">IN</w:t>
@@ -1555,7 +1572,7 @@
         <w:tab/>
       </w:r>
       <w:r>
-        <w:t xml:space="preserve">21</w:t>
+        <w:t xml:space="preserve">17</w:t>
       </w:r>
     </w:p>
     <w:p>
@@ -1568,10 +1585,7 @@
         <w:ind w:left="1440" w:right="560" w:hanging="720"/>
       </w:pPr>
       <w:r>
-        <w:t xml:space="preserve">IV.</w:t>
-      </w:r>
-      <w:r>
-        <w:t xml:space="preserve"> </w:t>
+        <w:t xml:space="preserve">IV. </w:t>
       </w:r>
       <w:r>
         <w:t xml:space="preserve">IF</w:t>
@@ -1847,7 +1861,7 @@
         <w:tab/>
       </w:r>
       <w:r>
-        <w:t xml:space="preserve">23</w:t>
+        <w:t xml:space="preserve">19</w:t>
       </w:r>
     </w:p>
     <w:p>
@@ -1860,10 +1874,7 @@
         <w:ind w:left="1440" w:right="560" w:hanging="720"/>
       </w:pPr>
       <w:r>
-        <w:t xml:space="preserve">V.</w:t>
-      </w:r>
-      <w:r>
-        <w:t xml:space="preserve"> </w:t>
+        <w:t xml:space="preserve">V. </w:t>
       </w:r>
       <w:r>
         <w:t xml:space="preserve">PLAINTIFF</w:t>
@@ -1929,7 +1940,7 @@
         <w:tab/>
       </w:r>
       <w:r>
-        <w:t xml:space="preserve">25</w:t>
+        <w:t xml:space="preserve">21</w:t>
       </w:r>
     </w:p>
     <w:p>
@@ -1951,7 +1962,7 @@
         <w:tab/>
       </w:r>
       <w:r>
-        <w:t xml:space="preserve">27</w:t>
+        <w:t xml:space="preserve">23</w:t>
       </w:r>
     </w:p>
     <w:p>
@@ -2154,7 +2165,7 @@
         <w:tab/>
       </w:r>
       <w:r>
-        <w:t xml:space="preserve">15</w:t>
+        <w:t xml:space="preserve">11</w:t>
       </w:r>
     </w:p>
     <w:p>
@@ -2277,7 +2288,7 @@
         <w:tab/>
       </w:r>
       <w:r>
-        <w:t xml:space="preserve">13</w:t>
+        <w:t xml:space="preserve">9</w:t>
       </w:r>
     </w:p>
     <w:p>
@@ -2414,7 +2425,7 @@
         <w:tab/>
       </w:r>
       <w:r>
-        <w:t xml:space="preserve">8</w:t>
+        <w:t xml:space="preserve">4</w:t>
       </w:r>
     </w:p>
     <w:p>
@@ -2565,7 +2576,7 @@
         <w:tab/>
       </w:r>
       <w:r>
-        <w:t xml:space="preserve">22</w:t>
+        <w:t xml:space="preserve">18</w:t>
       </w:r>
     </w:p>
     <w:p>
@@ -2744,7 +2755,7 @@
         <w:tab/>
       </w:r>
       <w:r>
-        <w:t xml:space="preserve">26</w:t>
+        <w:t xml:space="preserve">22</w:t>
       </w:r>
     </w:p>
     <w:p>
@@ -2923,7 +2934,7 @@
         <w:tab/>
       </w:r>
       <w:r>
-        <w:t xml:space="preserve">9</w:t>
+        <w:t xml:space="preserve">5</w:t>
       </w:r>
     </w:p>
     <w:p>
@@ -3046,7 +3057,7 @@
         <w:tab/>
       </w:r>
       <w:r>
-        <w:t xml:space="preserve">6</w:t>
+        <w:t xml:space="preserve">2</w:t>
       </w:r>
     </w:p>
     <w:p>
@@ -3243,7 +3254,7 @@
         <w:tab/>
       </w:r>
       <w:r>
-        <w:t xml:space="preserve">5</w:t>
+        <w:t xml:space="preserve">1</w:t>
       </w:r>
     </w:p>
     <w:p>
@@ -3492,7 +3503,7 @@
         <w:tab/>
       </w:r>
       <w:r>
-        <w:t xml:space="preserve">19</w:t>
+        <w:t xml:space="preserve">15</w:t>
       </w:r>
     </w:p>
     <w:p>
@@ -3573,7 +3584,7 @@
         <w:tab/>
       </w:r>
       <w:r>
-        <w:t xml:space="preserve">27</w:t>
+        <w:t xml:space="preserve">23</w:t>
       </w:r>
     </w:p>
     <w:p>
@@ -3696,7 +3707,7 @@
         <w:tab/>
       </w:r>
       <w:r>
-        <w:t xml:space="preserve">16</w:t>
+        <w:t xml:space="preserve">12</w:t>
       </w:r>
     </w:p>
     <w:p>
@@ -3847,7 +3858,7 @@
         <w:tab/>
       </w:r>
       <w:r>
-        <w:t xml:space="preserve">13</w:t>
+        <w:t xml:space="preserve">9</w:t>
       </w:r>
     </w:p>
     <w:p>
@@ -4012,7 +4023,7 @@
         <w:tab/>
       </w:r>
       <w:r>
-        <w:t xml:space="preserve">13</w:t>
+        <w:t xml:space="preserve">9</w:t>
       </w:r>
     </w:p>
     <w:p>
@@ -4149,7 +4160,7 @@
         <w:tab/>
       </w:r>
       <w:r>
-        <w:t xml:space="preserve">6</w:t>
+        <w:t xml:space="preserve">2</w:t>
       </w:r>
     </w:p>
     <w:p>
@@ -4300,7 +4311,7 @@
         <w:tab/>
       </w:r>
       <w:r>
-        <w:t xml:space="preserve">22</w:t>
+        <w:t xml:space="preserve">18</w:t>
       </w:r>
     </w:p>
     <w:p>
@@ -4423,7 +4434,7 @@
         <w:tab/>
       </w:r>
       <w:r>
-        <w:t xml:space="preserve">13</w:t>
+        <w:t xml:space="preserve">9</w:t>
       </w:r>
     </w:p>
     <w:p>
@@ -4580,7 +4591,7 @@
         <w:tab/>
       </w:r>
       <w:r>
-        <w:t xml:space="preserve">22</w:t>
+        <w:t xml:space="preserve">18</w:t>
       </w:r>
     </w:p>
     <w:p>
@@ -4731,7 +4742,7 @@
         <w:tab/>
       </w:r>
       <w:r>
-        <w:t xml:space="preserve">6</w:t>
+        <w:t xml:space="preserve">2</w:t>
       </w:r>
     </w:p>
     <w:p>
@@ -4882,7 +4893,7 @@
         <w:tab/>
       </w:r>
       <w:r>
-        <w:t xml:space="preserve">13</w:t>
+        <w:t xml:space="preserve">9</w:t>
       </w:r>
     </w:p>
     <w:p>
@@ -5005,7 +5016,7 @@
         <w:tab/>
       </w:r>
       <w:r>
-        <w:t xml:space="preserve">9</w:t>
+        <w:t xml:space="preserve">5</w:t>
       </w:r>
     </w:p>
     <w:p>
@@ -5128,7 +5139,7 @@
         <w:tab/>
       </w:r>
       <w:r>
-        <w:t xml:space="preserve">6</w:t>
+        <w:t xml:space="preserve">2</w:t>
       </w:r>
     </w:p>
     <w:p>
@@ -5321,7 +5332,7 @@
         <w:tab/>
       </w:r>
       <w:r>
-        <w:t xml:space="preserve">6</w:t>
+        <w:t xml:space="preserve">2</w:t>
       </w:r>
     </w:p>
     <w:p>
@@ -5444,7 +5455,7 @@
         <w:tab/>
       </w:r>
       <w:r>
-        <w:t xml:space="preserve">26</w:t>
+        <w:t xml:space="preserve">22</w:t>
       </w:r>
     </w:p>
     <w:p>
@@ -5657,7 +5668,7 @@
         <w:tab/>
       </w:r>
       <w:r>
-        <w:t xml:space="preserve">26</w:t>
+        <w:t xml:space="preserve">22</w:t>
       </w:r>
     </w:p>
     <w:p>
@@ -5780,7 +5791,7 @@
         <w:tab/>
       </w:r>
       <w:r>
-        <w:t xml:space="preserve">14, 15, 16</w:t>
+        <w:t xml:space="preserve">10, 11, 12</w:t>
       </w:r>
     </w:p>
     <w:p>
@@ -5903,7 +5914,7 @@
         <w:tab/>
       </w:r>
       <w:r>
-        <w:t xml:space="preserve">6</w:t>
+        <w:t xml:space="preserve">2</w:t>
       </w:r>
     </w:p>
     <w:p>
@@ -6026,7 +6037,7 @@
         <w:tab/>
       </w:r>
       <w:r>
-        <w:t xml:space="preserve">13</w:t>
+        <w:t xml:space="preserve">9</w:t>
       </w:r>
     </w:p>
     <w:p>
@@ -6149,7 +6160,7 @@
         <w:tab/>
       </w:r>
       <w:r>
-        <w:t xml:space="preserve">14, 16</w:t>
+        <w:t xml:space="preserve">10, 12</w:t>
       </w:r>
     </w:p>
     <w:p>
@@ -6328,7 +6339,7 @@
         <w:tab/>
       </w:r>
       <w:r>
-        <w:t xml:space="preserve">15, 16, 20, 22</w:t>
+        <w:t xml:space="preserve">11, 12, 16, 18</w:t>
       </w:r>
     </w:p>
     <w:p>
@@ -6479,7 +6490,7 @@
         <w:tab/>
       </w:r>
       <w:r>
-        <w:t xml:space="preserve">27</w:t>
+        <w:t xml:space="preserve">23</w:t>
       </w:r>
     </w:p>
     <w:p>
@@ -6658,7 +6669,7 @@
         <w:tab/>
       </w:r>
       <w:r>
-        <w:t xml:space="preserve">13</w:t>
+        <w:t xml:space="preserve">9</w:t>
       </w:r>
     </w:p>
     <w:p>
@@ -6823,7 +6834,7 @@
         <w:tab/>
       </w:r>
       <w:r>
-        <w:t xml:space="preserve">9</w:t>
+        <w:t xml:space="preserve">5</w:t>
       </w:r>
     </w:p>
     <w:p>
@@ -6988,7 +6999,7 @@
         <w:tab/>
       </w:r>
       <w:r>
-        <w:t xml:space="preserve">24</w:t>
+        <w:t xml:space="preserve">20</w:t>
       </w:r>
     </w:p>
     <w:p>
@@ -7145,7 +7156,7 @@
         <w:tab/>
       </w:r>
       <w:r>
-        <w:t xml:space="preserve">7</w:t>
+        <w:t xml:space="preserve">3</w:t>
       </w:r>
     </w:p>
     <w:p>
@@ -7268,7 +7279,7 @@
         <w:tab/>
       </w:r>
       <w:r>
-        <w:t xml:space="preserve">14</w:t>
+        <w:t xml:space="preserve">10</w:t>
       </w:r>
     </w:p>
     <w:p>
@@ -7419,7 +7430,7 @@
         <w:tab/>
       </w:r>
       <w:r>
-        <w:t xml:space="preserve">27</w:t>
+        <w:t xml:space="preserve">23</w:t>
       </w:r>
     </w:p>
     <w:p>
@@ -7469,7 +7480,7 @@
         <w:tab/>
       </w:r>
       <w:r>
-        <w:t xml:space="preserve">24</w:t>
+        <w:t xml:space="preserve">20</w:t>
       </w:r>
     </w:p>
     <w:p>
@@ -7503,7 +7514,7 @@
         <w:tab/>
       </w:r>
       <w:r>
-        <w:t xml:space="preserve">24, 25</w:t>
+        <w:t xml:space="preserve">20, 21</w:t>
       </w:r>
     </w:p>
     <w:p>
@@ -7537,7 +7548,7 @@
         <w:tab/>
       </w:r>
       <w:r>
-        <w:t xml:space="preserve">8, 21</w:t>
+        <w:t xml:space="preserve">4, 17</w:t>
       </w:r>
     </w:p>
     <w:p>
@@ -7571,7 +7582,7 @@
         <w:tab/>
       </w:r>
       <w:r>
-        <w:t xml:space="preserve">5, 6, 8, 20, 21</w:t>
+        <w:t xml:space="preserve">1, 2, 4, 16, 17</w:t>
       </w:r>
     </w:p>
     <w:p>
@@ -7605,7 +7616,7 @@
         <w:tab/>
       </w:r>
       <w:r>
-        <w:t xml:space="preserve">5</w:t>
+        <w:t xml:space="preserve">1</w:t>
       </w:r>
     </w:p>
     <w:p>
@@ -7639,7 +7650,7 @@
         <w:tab/>
       </w:r>
       <w:r>
-        <w:t xml:space="preserve">7, 8, 9</w:t>
+        <w:t xml:space="preserve">3, 4, 5</w:t>
       </w:r>
     </w:p>
     <w:p>
@@ -7727,7 +7738,7 @@
         <w:tab/>
       </w:r>
       <w:r>
-        <w:t xml:space="preserve">24</w:t>
+        <w:t xml:space="preserve">20</w:t>
       </w:r>
     </w:p>
     <w:p>
@@ -7785,7 +7796,7 @@
         <w:tab/>
       </w:r>
       <w:r>
-        <w:t xml:space="preserve">7</w:t>
+        <w:t xml:space="preserve">3</w:t>
       </w:r>
     </w:p>
     <w:p>
@@ -7845,6 +7856,10 @@
         <w:t xml:space="preserve">I.</w:t>
       </w:r>
       <w:r>
+        <w:rPr>
+          <w:b/>
+          <w:bCs/>
+        </w:rPr>
         <w:tab/>
       </w:r>
       <w:r>
@@ -8202,7 +8217,7 @@
         <w:t xml:space="preserve"> </w:t>
       </w:r>
       <w:r>
-        <w:t xml:space="preserve">However, there are a number of bases for vacating default judgments, including newly discovered evidence, fraud, reversal or modification of a prior order, and, relevant here, lack of jurisdiction. CPLR § 5015(a)⁠(2)-(5).</w:t>
+        <w:t xml:space="preserve">However, there are a number of bases for vacating default judgments, including newly discovered evidence, fraud, reversal or modification of a prior order, and, relevant here, lack of jurisdiction. CPLR § 5015(a)⁠(2)-⁠(5).</w:t>
       </w:r>
       <w:r>
         <w:t xml:space="preserve"> </w:t>
@@ -8518,7 +8533,7 @@
         <w:t xml:space="preserve">CCR Partners v. Ahmed</w:t>
       </w:r>
       <w:r>
-        <w:t xml:space="preserve">, 2009 N.Y. Misc. LEXIS 6404 (Sup. Ct. Nassau Cty. Dec. 16, 2009) (recognizing that although the pro se defendant “ . . . [did] not specifically invoke CPLR § 5015(a)⁠(4)</w:t>
+        <w:t xml:space="preserve">, 2009 N.Y. Misc. LEXIS 6404 (Sup. Ct. Nassau Cty. Dec. 16, 2009) (recognizing that although the pro se defendant “ . . . [did] not specifically invoke CPLR § 5015(a)⁠(4)</w:t>
       </w:r>
       <w:r>
         <w:t xml:space="preserve"> </w:t>
@@ -8571,7 +8586,7 @@
         <w:noBreakHyphen/>
       </w:r>
       <w:r>
-        <w:t xml:space="preserve">3, FNs 2, 3), made it abundantly clear that her Order to Show Cause to Vacate the Default Judgment was based on the fact that she was never served and that the court lacked jurisdiction. In her affidavit, Ms. Jimenez stated that she “. . . never received the court papers,” and that “[t]he court lacks personal jurisdiction because the court papers were not served properly.” (A. 8.) Despite these explicit references to the court’s lack of personal jurisdiction, the lower court still based its ruling under CPLR § 317</w:t>
+        <w:t xml:space="preserve">3, FNs 2, 3), made it abundantly clear that her Order to Show Cause to Vacate the Default Judgment was based on the fact that she was never served and that the court lacked jurisdiction. In her affidavit, Ms. Jimenez stated that she “. . . never received the court papers,” and that “[t]he court lacks personal jurisdiction because the court papers were not served properly.” (A. 8.) Despite these explicit references to the court’s lack of personal jurisdiction, the lower court still based its ruling under CPLR § 317</w:t>
       </w:r>
       <w:r>
         <w:t xml:space="preserve"> </w:t>
@@ -8828,6 +8843,10 @@
         <w:t xml:space="preserve">II.</w:t>
       </w:r>
       <w:r>
+        <w:rPr>
+          <w:b/>
+          <w:bCs/>
+        </w:rPr>
         <w:tab/>
       </w:r>
       <w:r>
@@ -8966,6 +8985,10 @@
         <w:t xml:space="preserve">A.</w:t>
       </w:r>
       <w:r>
+        <w:rPr>
+          <w:b/>
+          <w:bCs/>
+        </w:rPr>
         <w:tab/>
       </w:r>
       <w:r>
@@ -9260,7 +9283,7 @@
         <w:pStyle w:val="BodyText"/>
       </w:pPr>
       <w:r>
-        <w:t xml:space="preserve">A simple review of the record demonstrates that Ms. Jimenez swore in her affidavit in support of her Order to Show Cause to Vacate a Judgment for Failure to Answer, that she “did not file an answer to the Complaint because . . . [she] never received the court papers.” (A. 8.). In her Proposed Answer submitted with the Order to Show Cause, Ms. Jimenez raised the defense, “[t]he court lacks personal jurisdiction because the Summons and Complaint were not served properly.” (A. 10.) Besides the fact that, as Plaintiff well knows, the precise language in the affidavit is generated by the UCS program, this statement is in no way inconsistent with the language used in Ms. Jimenez’s affidavit in support. Not serving an individual at all is improper service under the CPLR.</w:t>
+        <w:t xml:space="preserve">A simple review of the record demonstrates that Ms. Jimenez swore in her affidavit in support of her Order to Show Cause to Vacate a Judgment for Failure to Answer, that she “did not file an answer to the Complaint because . . . [she] never received the court papers.” (A. 8.). In her Proposed Answer submitted with the Order to Show Cause, Ms. Jimenez raised the defense, “[t]he court lacks personal jurisdiction because the Summons and Complaint were not served properly.” (A. 10.) Besides the fact that, as Plaintiff well knows, the precise language in the affidavit is generated by the UCS program, this statement is in no way inconsistent with the language used in Ms. Jimenez’s affidavit in support. Not serving an individual at all is improper service under the CPLR.</w:t>
       </w:r>
     </w:p>
     <w:p>
@@ -9963,6 +9986,10 @@
         <w:t xml:space="preserve">B.</w:t>
       </w:r>
       <w:r>
+        <w:rPr>
+          <w:b/>
+          <w:bCs/>
+        </w:rPr>
         <w:tab/>
       </w:r>
       <w:r>
@@ -10342,7 +10369,7 @@
         <w:pStyle w:val="XdQuoteFirst"/>
       </w:pPr>
       <w:r>
-        <w:t xml:space="preserve">[In Defendant’s Order to Show Cause to Vacate the Default Judgment], she raised several defenses such as improper service of the pleadings, lack of a business relationship and expiration of the statute of limitations. On May 10, 2012, this Court, after oral argument, denied Defendant’s application . . . . The instant Order to Show Cause ensued.</w:t>
+        <w:t xml:space="preserve">[In Defendant’s Order to Show Cause to Vacate the Default Judgment], she raised several defenses such as improper service of the pleadings, lack of a business relationship and expiration of the statute of limitations. On May 10, 2012, this Court, after oral argument, denied Defendant’s application . . . . The instant Order to Show Cause ensued.</w:t>
       </w:r>
     </w:p>
     <w:p>
@@ -10446,6 +10473,10 @@
         <w:t xml:space="preserve">III.</w:t>
       </w:r>
       <w:r>
+        <w:rPr>
+          <w:b/>
+          <w:bCs/>
+        </w:rPr>
         <w:tab/>
       </w:r>
       <w:r>
@@ -11005,7 +11036,7 @@
         <w:t xml:space="preserve">Corp. v. Sanon</w:t>
       </w:r>
       <w:r>
-        <w:t xml:space="preserve">, 24 Misc. 3d 1245(A), 901 NYS2d 900 (Civ. Ct. N.Y. Cty. 2009) (“In this case, this court takes judicial notice of defendant’s contention that the address on the affidavit of service is materially different from defendant’s actual address . . . . Accordingly, defendant has properly rebutted the presumption of valid service.” (citations omitted)).</w:t>
+        <w:t xml:space="preserve">, 24 Misc. 3d 1245(A), 901 NYS2d 900 (Civ. Ct. N.Y. Cty. 2009) (“In this case, this court takes judicial notice of defendant’s contention that the address on the affidavit of service is materially different from defendant’s actual address . . . . Accordingly, defendant has properly rebutted the presumption of valid service.” (citations omitted)).</w:t>
       </w:r>
     </w:p>
     <w:p>
@@ -11038,6 +11069,10 @@
         <w:t xml:space="preserve">IV.</w:t>
       </w:r>
       <w:r>
+        <w:rPr>
+          <w:b/>
+          <w:bCs/>
+        </w:rPr>
         <w:tab/>
       </w:r>
       <w:r>
@@ -11779,6 +11814,10 @@
         <w:t xml:space="preserve">V.</w:t>
       </w:r>
       <w:r>
+        <w:rPr>
+          <w:b/>
+          <w:bCs/>
+        </w:rPr>
         <w:tab/>
       </w:r>
       <w:r>
@@ -12103,7 +12142,7 @@
         <w:t xml:space="preserve">v. Rowe</w:t>
       </w:r>
       <w:r>
-        <w:t xml:space="preserve">, 449 U.S. 5, 9 (1980) (“It is settled law that the allegations of [a pro se] complaint, ‘however inartfully pleaded’ are held ‘to less stringent standards than formal pleadings drafted by lawyers . . . .’”);</w:t>
+        <w:t xml:space="preserve">, 449 U.S. 5, 9 (1980) (“It is settled law that the allegations of [a pro se] complaint, ‘however inartfully pleaded’ are held ‘to less stringent standards than formal pleadings drafted by lawyers . . . .’”);</w:t>
       </w:r>
       <w:r>
         <w:t xml:space="preserve"> </w:t>
@@ -12760,7 +12799,7 @@
         <w:t xml:space="preserve"> </w:t>
       </w:r>
       <w:r>
-        <w:t xml:space="preserve">Plaintiff attacks Ms. Jimenez’s credibility in rebutting Plaintiff’s Affidavit of Service. In contrast, the Court may take judicial notice that Plaintiff’s process server, Trevor Mitchell, has been forced to enter into Consent Decrees with the Department of Consumer Affairs twice, once in 2009 and again in 2010, after receiving Notices of Hearings charging him with violating provisions of Title 20 of the Administrative Code of the City of New York, specifically the Department of Consumer Affairs rules with regard to process servers. As part of these consent decrees, Mr. Mitchell has been required to pay fines of $300 and $1,000 for past violations of the Department of Consumer Affairs’ process server regulations. See Dept. of Consumer Affairs. v. Trevor Mitchell, Violation No: LL 5084155, Assurance of Discontinuance (2009), available at http://​​www.​nyc.​gov/​​html/​​dca/​​downloads/​​pdf/​​sa_Trevor_Mitchell_0955137_2009.​pdf; Dept. of Conumer Affairs. v. Trevor Mitchell, Violation No: LL 5130952, Assurance of Discontinuance (October 15, 2010), available at http://​​www.​nyc.​gov/​​html/​​dca/​​downloads/​​pdf/​​sa_Trevor_Mitchell_0955137_2010.​pdf.</w:t>
+        <w:t xml:space="preserve">Plaintiff attacks Ms. Jimenez’s credibility in rebutting Plaintiff’s Affidavit of Service. In contrast, the Court may take judicial notice that Plaintiff’s process server, Trevor Mitchell, has been forced to enter into Consent Decrees with the Department of Consumer Affairs twice, once in 2009 and again in 2010, after receiving Notices of Hearings charging him with violating provisions of Title 20 of the Administrative Code of the City of New York, specifically the Department of Consumer Affairs rules with regard to process servers. As part of these consent decrees, Mr. Mitchell has been required to pay fines of $300 and $1,000 for past violations of the Department of Consumer Affairs’ process server regulations. See Dept. of Consumer Affairs. v. Trevor Mitchell, Violation No: LL 5084155, Assurance of Discontinuance (2009), available at http://​www.​nyc.​gov/​html/​dca/​downloads/​pdf/​sa_Trevor_Mitchell_0955137_2009.​pdf; Dept. of Conumer Affairs. v. Trevor Mitchell, Violation No: LL 5130952, Assurance of Discontinuance (October 15, 2010), available at http://​www.​nyc.​gov/​html/​dca/​downloads/​pdf/​sa_Trevor_Mitchell_0955137_2010.​pdf.</w:t>
       </w:r>
     </w:p>
   </w:footnote>
@@ -12817,7 +12856,7 @@
         <w:t xml:space="preserve"> </w:t>
       </w:r>
       <w:r>
-        <w:t xml:space="preserve">Plaintiff further lambasts Ms. Jimenez for “choosing” to appear pro se: “Defendant had every opportunity to retain counsel prior to that date, but she chose not to do so.” Pl.’s Br. 9. As a debt collection law firm, Plaintiff’s counsel is surely aware of the fact that defendants in debt collection cases can rarely afford attorneys to defend them. In fact, a recent study conducted by the New Economy Project, found that by analyzing statistics released by the Office of Court Administration, only 2% of defendants in consumer credit transaction cases are represented by counsel. New Economy Project, Debt Collection Racket in New York 2 (June 2013), available at http://​​www.​nedap.​org/​​resources/​​documents/​​DebtCollectionRacketNY.​pdf.</w:t>
+        <w:t xml:space="preserve">Plaintiff further lambasts Ms. Jimenez for “choosing” to appear pro se: “Defendant had every opportunity to retain counsel prior to that date, but she chose not to do so.” Pl.’s Br. 9. As a debt collection law firm, Plaintiff’s counsel is surely aware of the fact that defendants in debt collection cases can rarely afford attorneys to defend them. In fact, a recent study conducted by the New Economy Project, found that by analyzing statistics released by the Office of Court Administration, only 2% of defendants in consumer credit transaction cases are represented by counsel. New Economy Project, Debt Collection Racket in New York 2 (June 2013), available at http://​www.​nedap.​org/​resources/​documents/​DebtCollectionRacketNY.​pdf.</w:t>
       </w:r>
     </w:p>
   </w:footnote>
@@ -13812,6 +13851,33 @@
       <w:ind w:left="2160" w:hanging="720"/>
     </w:pPr>
   </w:style>
+  <w:style w:type="paragraph" w:customStyle="1" w:styleId="XdQuoteList1">
+    <w:name w:val="Xd Quote List 1"/>
+    <w:basedOn w:val="Normal"/>
+    <w:qFormat/>
+    <w:pPr>
+      <w:spacing w:before="0" w:after="0" w:line="322" w:lineRule="exact"/>
+      <w:ind w:left="1440" w:right="720" w:hanging="720"/>
+    </w:pPr>
+  </w:style>
+  <w:style w:type="paragraph" w:customStyle="1" w:styleId="XdQuoteList2">
+    <w:name w:val="Xd Quote List 2"/>
+    <w:basedOn w:val="Normal"/>
+    <w:qFormat/>
+    <w:pPr>
+      <w:spacing w:before="0" w:after="0" w:line="322" w:lineRule="exact"/>
+      <w:ind w:left="2160" w:right="720" w:hanging="720"/>
+    </w:pPr>
+  </w:style>
+  <w:style w:type="paragraph" w:customStyle="1" w:styleId="XdQuoteList3">
+    <w:name w:val="Xd Quote List 3"/>
+    <w:basedOn w:val="Normal"/>
+    <w:qFormat/>
+    <w:pPr>
+      <w:spacing w:before="0" w:after="0" w:line="322" w:lineRule="exact"/>
+      <w:ind w:left="2880" w:right="720" w:hanging="720"/>
+    </w:pPr>
+  </w:style>
   <w:style w:type="paragraph" w:customStyle="1" w:styleId="XdQuoteFirst">
     <w:name w:val="XdQuoteFirst"/>
     <w:basedOn w:val="BodyText"/>

--- a/courts/second-circuit/new-york/state/appellate-terms-of-the-supreme-court/reply-brief/usage/OUTPUT-reply-brief.docx
+++ b/courts/second-circuit/new-york/state/appellate-terms-of-the-supreme-court/reply-brief/usage/OUTPUT-reply-brief.docx
@@ -8533,7 +8533,7 @@
         <w:t xml:space="preserve">CCR Partners v. Ahmed</w:t>
       </w:r>
       <w:r>
-        <w:t xml:space="preserve">, 2009 N.Y. Misc. LEXIS 6404 (Sup. Ct. Nassau Cty. Dec. 16, 2009) (recognizing that although the pro se defendant “ . . . [did] not specifically invoke CPLR § 5015(a)⁠(4)</w:t>
+        <w:t xml:space="preserve">, 2009 N.Y. Misc. LEXIS 6404 (Sup. Ct. Nassau Cty. Dec. 16, 2009) (recognizing that although the pro se defendant “ ⁠. ⁠. ⁠. [did] not specifically invoke CPLR § 5015(a)⁠(4)</w:t>
       </w:r>
       <w:r>
         <w:t xml:space="preserve"> </w:t>
@@ -8586,7 +8586,7 @@
         <w:noBreakHyphen/>
       </w:r>
       <w:r>
-        <w:t xml:space="preserve">3, FNs 2, 3), made it abundantly clear that her Order to Show Cause to Vacate the Default Judgment was based on the fact that she was never served and that the court lacked jurisdiction. In her affidavit, Ms. Jimenez stated that she “. . . never received the court papers,” and that “[t]he court lacks personal jurisdiction because the court papers were not served properly.” (A. 8.) Despite these explicit references to the court’s lack of personal jurisdiction, the lower court still based its ruling under CPLR § 317</w:t>
+        <w:t xml:space="preserve">3, FNs 2, 3), made it abundantly clear that her Order to Show Cause to Vacate the Default Judgment was based on the fact that she was never served and that the court lacked jurisdiction. In her affidavit, Ms. Jimenez stated that she “. ⁠. ⁠. never received the court papers,” and that “[t]he court lacks personal jurisdiction because the court papers were not served properly.” (A. 8.) Despite these explicit references to the court’s lack of personal jurisdiction, the lower court still based its ruling under CPLR § 317</w:t>
       </w:r>
       <w:r>
         <w:t xml:space="preserve"> </w:t>
@@ -9283,7 +9283,7 @@
         <w:pStyle w:val="BodyText"/>
       </w:pPr>
       <w:r>
-        <w:t xml:space="preserve">A simple review of the record demonstrates that Ms. Jimenez swore in her affidavit in support of her Order to Show Cause to Vacate a Judgment for Failure to Answer, that she “did not file an answer to the Complaint because . . . [she] never received the court papers.” (A. 8.). In her Proposed Answer submitted with the Order to Show Cause, Ms. Jimenez raised the defense, “[t]he court lacks personal jurisdiction because the Summons and Complaint were not served properly.” (A. 10.) Besides the fact that, as Plaintiff well knows, the precise language in the affidavit is generated by the UCS program, this statement is in no way inconsistent with the language used in Ms. Jimenez’s affidavit in support. Not serving an individual at all is improper service under the CPLR.</w:t>
+        <w:t xml:space="preserve">A simple review of the record demonstrates that Ms. Jimenez swore in her affidavit in support of her Order to Show Cause to Vacate a Judgment for Failure to Answer, that she “did not file an answer to the Complaint because ⁠. ⁠. ⁠. [she] never received the court papers.” (A. 8.). In her Proposed Answer submitted with the Order to Show Cause, Ms. Jimenez raised the defense, “[t]he court lacks personal jurisdiction because the Summons and Complaint were not served properly.” (A. 10.) Besides the fact that, as Plaintiff well knows, the precise language in the affidavit is generated by the UCS program, this statement is in no way inconsistent with the language used in Ms. Jimenez’s affidavit in support. Not serving an individual at all is improper service under the CPLR.</w:t>
       </w:r>
     </w:p>
     <w:p>
@@ -10369,7 +10369,7 @@
         <w:pStyle w:val="XdQuoteFirst"/>
       </w:pPr>
       <w:r>
-        <w:t xml:space="preserve">[In Defendant’s Order to Show Cause to Vacate the Default Judgment], she raised several defenses such as improper service of the pleadings, lack of a business relationship and expiration of the statute of limitations. On May 10, 2012, this Court, after oral argument, denied Defendant’s application . . . . The instant Order to Show Cause ensued.</w:t>
+        <w:t xml:space="preserve">[In Defendant’s Order to Show Cause to Vacate the Default Judgment], she raised several defenses such as improper service of the pleadings, lack of a business relationship and expiration of the statute of limitations. On May 10, 2012, this Court, after oral argument, denied Defendant’s application ⁠. ⁠. ⁠. ⁠. The instant Order to Show Cause ensued.</w:t>
       </w:r>
     </w:p>
     <w:p>
@@ -11036,7 +11036,7 @@
         <w:t xml:space="preserve">Corp. v. Sanon</w:t>
       </w:r>
       <w:r>
-        <w:t xml:space="preserve">, 24 Misc. 3d 1245(A), 901 NYS2d 900 (Civ. Ct. N.Y. Cty. 2009) (“In this case, this court takes judicial notice of defendant’s contention that the address on the affidavit of service is materially different from defendant’s actual address . . . . Accordingly, defendant has properly rebutted the presumption of valid service.” (citations omitted)).</w:t>
+        <w:t xml:space="preserve">, 24 Misc. 3d 1245(A), 901 NYS2d 900 (Civ. Ct. N.Y. Cty. 2009) (“In this case, this court takes judicial notice of defendant’s contention that the address on the affidavit of service is materially different from defendant’s actual address ⁠. ⁠. ⁠. ⁠. Accordingly, defendant has properly rebutted the presumption of valid service.” (citations omitted)).</w:t>
       </w:r>
     </w:p>
     <w:p>
@@ -12142,7 +12142,7 @@
         <w:t xml:space="preserve">v. Rowe</w:t>
       </w:r>
       <w:r>
-        <w:t xml:space="preserve">, 449 U.S. 5, 9 (1980) (“It is settled law that the allegations of [a pro se] complaint, ‘however inartfully pleaded’ are held ‘to less stringent standards than formal pleadings drafted by lawyers . . . .’”);</w:t>
+        <w:t xml:space="preserve">, 449 U.S. 5, 9 (1980) (“It is settled law that the allegations of [a pro se] complaint, ‘however inartfully pleaded’ are held ‘to less stringent standards than formal pleadings drafted by lawyers ⁠. ⁠. ⁠. ⁠.’”);</w:t>
       </w:r>
       <w:r>
         <w:t xml:space="preserve"> </w:t>
